--- a/SOFTWARE ENGINEERING/Course Project Materials/FINAL PRESENTATION Guidelines.docx
+++ b/SOFTWARE ENGINEERING/Course Project Materials/FINAL PRESENTATION Guidelines.docx
@@ -38,7 +38,7 @@
           <w:rFonts w:cs="Calibri"/>
           <w:b/>
         </w:rPr>
-        <w:t>7</w:t>
+        <w:t>5</w:t>
       </w:r>
       <w:r>
         <w:rPr>
@@ -1219,7 +1219,7 @@
         <w:kern w:val="2"/>
         <w:sz w:val="24"/>
         <w:szCs w:val="24"/>
-        <w:lang w:val="en-AE" w:eastAsia="en-US" w:bidi="ar-SA"/>
+        <w:lang w:eastAsia="en-US" w:bidi="ar-SA"/>
         <w14:ligatures w14:val="standardContextual"/>
       </w:rPr>
     </w:rPrDefault>
